--- a/SHUM/ENG/RTF/Instructions_for_filling_templates.docx
+++ b/SHUM/ENG/RTF/Instructions_for_filling_templates.docx
@@ -501,7 +501,7 @@
       </w:pPr>
       <w:r>
         <w:rPr/>
-        <w:t>Government Authorities Guide</w:t>
+        <w:t>Position Data Verification</w:t>
       </w:r>
     </w:p>
     <w:p>
@@ -552,7 +552,7 @@
       </w:pPr>
       <w:r>
         <w:rPr/>
-        <w:t>- If current data differs from the guide file, add a comment in your working document.</w:t>
+        <w:t>- If current data differs from the internal reference data file, add a comment in your working document.</w:t>
       </w:r>
     </w:p>
     <w:p>

--- a/SHUM/ENG/RTF/Instructions_for_filling_templates.docx
+++ b/SHUM/ENG/RTF/Instructions_for_filling_templates.docx
@@ -4,7 +4,7 @@
   <w:body>
     <w:p>
       <w:pPr>
-        <w:pStyle w:val="PreformattedText"/>
+        <w:pStyle w:val="Style17"/>
         <w:bidi w:val="0"/>
         <w:spacing w:before="0" w:after="0"/>
         <w:jc w:val="start"/>
@@ -17,19 +17,19 @@
     </w:p>
     <w:p>
       <w:pPr>
-        <w:pStyle w:val="PreformattedText"/>
-        <w:bidi w:val="0"/>
-        <w:spacing w:before="0" w:after="0"/>
-        <w:jc w:val="start"/>
-        <w:rPr/>
-      </w:pPr>
-      <w:r>
-        <w:rPr/>
-      </w:r>
-    </w:p>
-    <w:p>
-      <w:pPr>
-        <w:pStyle w:val="PreformattedText"/>
+        <w:pStyle w:val="Style17"/>
+        <w:bidi w:val="0"/>
+        <w:spacing w:before="0" w:after="0"/>
+        <w:jc w:val="start"/>
+        <w:rPr/>
+      </w:pPr>
+      <w:r>
+        <w:rPr/>
+      </w:r>
+    </w:p>
+    <w:p>
+      <w:pPr>
+        <w:pStyle w:val="Style17"/>
         <w:bidi w:val="0"/>
         <w:spacing w:before="0" w:after="0"/>
         <w:jc w:val="start"/>
@@ -42,19 +42,19 @@
     </w:p>
     <w:p>
       <w:pPr>
-        <w:pStyle w:val="PreformattedText"/>
-        <w:bidi w:val="0"/>
-        <w:spacing w:before="0" w:after="0"/>
-        <w:jc w:val="start"/>
-        <w:rPr/>
-      </w:pPr>
-      <w:r>
-        <w:rPr/>
-      </w:r>
-    </w:p>
-    <w:p>
-      <w:pPr>
-        <w:pStyle w:val="PreformattedText"/>
+        <w:pStyle w:val="Style17"/>
+        <w:bidi w:val="0"/>
+        <w:spacing w:before="0" w:after="0"/>
+        <w:jc w:val="start"/>
+        <w:rPr/>
+      </w:pPr>
+      <w:r>
+        <w:rPr/>
+      </w:r>
+    </w:p>
+    <w:p>
+      <w:pPr>
+        <w:pStyle w:val="Style17"/>
         <w:bidi w:val="0"/>
         <w:spacing w:before="0" w:after="0"/>
         <w:jc w:val="start"/>
@@ -67,7 +67,7 @@
     </w:p>
     <w:p>
       <w:pPr>
-        <w:pStyle w:val="PreformattedText"/>
+        <w:pStyle w:val="Style17"/>
         <w:bidi w:val="0"/>
         <w:spacing w:before="0" w:after="0"/>
         <w:jc w:val="start"/>
@@ -80,7 +80,7 @@
     </w:p>
     <w:p>
       <w:pPr>
-        <w:pStyle w:val="PreformattedText"/>
+        <w:pStyle w:val="Style17"/>
         <w:bidi w:val="0"/>
         <w:spacing w:before="0" w:after="0"/>
         <w:jc w:val="start"/>
@@ -93,7 +93,7 @@
     </w:p>
     <w:p>
       <w:pPr>
-        <w:pStyle w:val="PreformattedText"/>
+        <w:pStyle w:val="Style17"/>
         <w:bidi w:val="0"/>
         <w:spacing w:before="0" w:after="0"/>
         <w:jc w:val="start"/>
@@ -106,20 +106,20 @@
     </w:p>
     <w:p>
       <w:pPr>
-        <w:pStyle w:val="PreformattedText"/>
-        <w:bidi w:val="0"/>
-        <w:spacing w:before="0" w:after="0"/>
-        <w:jc w:val="start"/>
-        <w:rPr/>
-      </w:pPr>
-      <w:r>
-        <w:rPr/>
-        <w:t>- Use Times New Roman: full name fields (RU + UKR) at size 16; all other fields at size 12.</w:t>
-      </w:r>
-    </w:p>
-    <w:p>
-      <w:pPr>
-        <w:pStyle w:val="PreformattedText"/>
+        <w:pStyle w:val="Style17"/>
+        <w:bidi w:val="0"/>
+        <w:spacing w:before="0" w:after="0"/>
+        <w:jc w:val="start"/>
+        <w:rPr/>
+      </w:pPr>
+      <w:r>
+        <w:rPr/>
+        <w:t>- Use Times New Roman: full name fields (RU + UKR) should be size 16; all other fields should be size 12.</w:t>
+      </w:r>
+    </w:p>
+    <w:p>
+      <w:pPr>
+        <w:pStyle w:val="Style17"/>
         <w:bidi w:val="0"/>
         <w:spacing w:before="0" w:after="0"/>
         <w:jc w:val="start"/>
@@ -132,7 +132,7 @@
     </w:p>
     <w:p>
       <w:pPr>
-        <w:pStyle w:val="PreformattedText"/>
+        <w:pStyle w:val="Style17"/>
         <w:bidi w:val="0"/>
         <w:spacing w:before="0" w:after="0"/>
         <w:jc w:val="start"/>
@@ -145,7 +145,7 @@
     </w:p>
     <w:p>
       <w:pPr>
-        <w:pStyle w:val="PreformattedText"/>
+        <w:pStyle w:val="Style17"/>
         <w:bidi w:val="0"/>
         <w:spacing w:before="0" w:after="0"/>
         <w:jc w:val="start"/>
@@ -158,7 +158,7 @@
     </w:p>
     <w:p>
       <w:pPr>
-        <w:pStyle w:val="PreformattedText"/>
+        <w:pStyle w:val="Style17"/>
         <w:bidi w:val="0"/>
         <w:spacing w:before="0" w:after="0"/>
         <w:jc w:val="start"/>
@@ -171,7 +171,7 @@
     </w:p>
     <w:p>
       <w:pPr>
-        <w:pStyle w:val="PreformattedText"/>
+        <w:pStyle w:val="Style17"/>
         <w:bidi w:val="0"/>
         <w:spacing w:before="0" w:after="0"/>
         <w:jc w:val="start"/>
@@ -184,7 +184,7 @@
     </w:p>
     <w:p>
       <w:pPr>
-        <w:pStyle w:val="PreformattedText"/>
+        <w:pStyle w:val="Style17"/>
         <w:bidi w:val="0"/>
         <w:spacing w:before="0" w:after="0"/>
         <w:jc w:val="start"/>
@@ -197,7 +197,7 @@
     </w:p>
     <w:p>
       <w:pPr>
-        <w:pStyle w:val="PreformattedText"/>
+        <w:pStyle w:val="Style17"/>
         <w:bidi w:val="0"/>
         <w:spacing w:before="0" w:after="0"/>
         <w:jc w:val="start"/>
@@ -210,7 +210,7 @@
     </w:p>
     <w:p>
       <w:pPr>
-        <w:pStyle w:val="PreformattedText"/>
+        <w:pStyle w:val="Style17"/>
         <w:bidi w:val="0"/>
         <w:spacing w:before="0" w:after="0"/>
         <w:jc w:val="start"/>
@@ -223,20 +223,20 @@
     </w:p>
     <w:p>
       <w:pPr>
-        <w:pStyle w:val="PreformattedText"/>
-        <w:bidi w:val="0"/>
-        <w:spacing w:before="0" w:after="0"/>
-        <w:jc w:val="start"/>
-        <w:rPr/>
-      </w:pPr>
-      <w:r>
-        <w:rPr/>
-        <w:t>- Select the proper relationship type for related persons.</w:t>
-      </w:r>
-    </w:p>
-    <w:p>
-      <w:pPr>
-        <w:pStyle w:val="PreformattedText"/>
+        <w:pStyle w:val="Style17"/>
+        <w:bidi w:val="0"/>
+        <w:spacing w:before="0" w:after="0"/>
+        <w:jc w:val="start"/>
+        <w:rPr/>
+      </w:pPr>
+      <w:r>
+        <w:rPr/>
+        <w:t>- Select the appropriate relationship type for related persons.</w:t>
+      </w:r>
+    </w:p>
+    <w:p>
+      <w:pPr>
+        <w:pStyle w:val="Style17"/>
         <w:bidi w:val="0"/>
         <w:spacing w:before="0" w:after="0"/>
         <w:jc w:val="start"/>
@@ -249,7 +249,7 @@
     </w:p>
     <w:p>
       <w:pPr>
-        <w:pStyle w:val="PreformattedText"/>
+        <w:pStyle w:val="Style17"/>
         <w:bidi w:val="0"/>
         <w:spacing w:before="0" w:after="0"/>
         <w:jc w:val="start"/>
@@ -262,7 +262,7 @@
     </w:p>
     <w:p>
       <w:pPr>
-        <w:pStyle w:val="PreformattedText"/>
+        <w:pStyle w:val="Style17"/>
         <w:bidi w:val="0"/>
         <w:spacing w:before="0" w:after="0"/>
         <w:jc w:val="start"/>
@@ -275,19 +275,19 @@
     </w:p>
     <w:p>
       <w:pPr>
-        <w:pStyle w:val="PreformattedText"/>
-        <w:bidi w:val="0"/>
-        <w:spacing w:before="0" w:after="0"/>
-        <w:jc w:val="start"/>
-        <w:rPr/>
-      </w:pPr>
-      <w:r>
-        <w:rPr/>
-      </w:r>
-    </w:p>
-    <w:p>
-      <w:pPr>
-        <w:pStyle w:val="PreformattedText"/>
+        <w:pStyle w:val="Style17"/>
+        <w:bidi w:val="0"/>
+        <w:spacing w:before="0" w:after="0"/>
+        <w:jc w:val="start"/>
+        <w:rPr/>
+      </w:pPr>
+      <w:r>
+        <w:rPr/>
+      </w:r>
+    </w:p>
+    <w:p>
+      <w:pPr>
+        <w:pStyle w:val="Style17"/>
         <w:bidi w:val="0"/>
         <w:spacing w:before="0" w:after="0"/>
         <w:jc w:val="start"/>
@@ -300,19 +300,19 @@
     </w:p>
     <w:p>
       <w:pPr>
-        <w:pStyle w:val="PreformattedText"/>
-        <w:bidi w:val="0"/>
-        <w:spacing w:before="0" w:after="0"/>
-        <w:jc w:val="start"/>
-        <w:rPr/>
-      </w:pPr>
-      <w:r>
-        <w:rPr/>
-      </w:r>
-    </w:p>
-    <w:p>
-      <w:pPr>
-        <w:pStyle w:val="PreformattedText"/>
+        <w:pStyle w:val="Style17"/>
+        <w:bidi w:val="0"/>
+        <w:spacing w:before="0" w:after="0"/>
+        <w:jc w:val="start"/>
+        <w:rPr/>
+      </w:pPr>
+      <w:r>
+        <w:rPr/>
+      </w:r>
+    </w:p>
+    <w:p>
+      <w:pPr>
+        <w:pStyle w:val="Style17"/>
         <w:bidi w:val="0"/>
         <w:spacing w:before="0" w:after="0"/>
         <w:jc w:val="start"/>
@@ -325,7 +325,7 @@
     </w:p>
     <w:p>
       <w:pPr>
-        <w:pStyle w:val="PreformattedText"/>
+        <w:pStyle w:val="Style17"/>
         <w:bidi w:val="0"/>
         <w:spacing w:before="0" w:after="0"/>
         <w:jc w:val="start"/>
@@ -338,7 +338,7 @@
     </w:p>
     <w:p>
       <w:pPr>
-        <w:pStyle w:val="PreformattedText"/>
+        <w:pStyle w:val="Style17"/>
         <w:bidi w:val="0"/>
         <w:spacing w:before="0" w:after="0"/>
         <w:jc w:val="start"/>
@@ -351,7 +351,7 @@
     </w:p>
     <w:p>
       <w:pPr>
-        <w:pStyle w:val="PreformattedText"/>
+        <w:pStyle w:val="Style17"/>
         <w:bidi w:val="0"/>
         <w:spacing w:before="0" w:after="0"/>
         <w:jc w:val="start"/>
@@ -364,7 +364,7 @@
     </w:p>
     <w:p>
       <w:pPr>
-        <w:pStyle w:val="PreformattedText"/>
+        <w:pStyle w:val="Style17"/>
         <w:bidi w:val="0"/>
         <w:spacing w:before="0" w:after="0"/>
         <w:jc w:val="start"/>
@@ -377,20 +377,20 @@
     </w:p>
     <w:p>
       <w:pPr>
-        <w:pStyle w:val="PreformattedText"/>
-        <w:bidi w:val="0"/>
-        <w:spacing w:before="0" w:after="0"/>
-        <w:jc w:val="start"/>
-        <w:rPr/>
-      </w:pPr>
-      <w:r>
-        <w:rPr/>
-        <w:t>- Main language is Ukrainian.</w:t>
-      </w:r>
-    </w:p>
-    <w:p>
-      <w:pPr>
-        <w:pStyle w:val="PreformattedText"/>
+        <w:pStyle w:val="Style17"/>
+        <w:bidi w:val="0"/>
+        <w:spacing w:before="0" w:after="0"/>
+        <w:jc w:val="start"/>
+        <w:rPr/>
+      </w:pPr>
+      <w:r>
+        <w:rPr/>
+        <w:t>- The primary language is Ukrainian.</w:t>
+      </w:r>
+    </w:p>
+    <w:p>
+      <w:pPr>
+        <w:pStyle w:val="Style17"/>
         <w:bidi w:val="0"/>
         <w:spacing w:before="0" w:after="0"/>
         <w:jc w:val="start"/>
@@ -403,7 +403,7 @@
     </w:p>
     <w:p>
       <w:pPr>
-        <w:pStyle w:val="PreformattedText"/>
+        <w:pStyle w:val="Style17"/>
         <w:bidi w:val="0"/>
         <w:spacing w:before="0" w:after="0"/>
         <w:jc w:val="start"/>
@@ -416,20 +416,40 @@
     </w:p>
     <w:p>
       <w:pPr>
-        <w:pStyle w:val="PreformattedText"/>
-        <w:bidi w:val="0"/>
-        <w:spacing w:before="0" w:after="0"/>
-        <w:jc w:val="start"/>
-        <w:rPr/>
-      </w:pPr>
-      <w:r>
-        <w:rPr/>
-        <w:t>- Contact phone numbers should be in `+7` or `+38` format.</w:t>
-      </w:r>
-    </w:p>
-    <w:p>
-      <w:pPr>
-        <w:pStyle w:val="PreformattedText"/>
+        <w:pStyle w:val="Style17"/>
+        <w:bidi w:val="0"/>
+        <w:spacing w:before="0" w:after="0"/>
+        <w:jc w:val="start"/>
+        <w:rPr/>
+      </w:pPr>
+      <w:r>
+        <w:rPr/>
+        <w:t xml:space="preserve">- Contact phone numbers should use the full international format (e.g., </w:t>
+      </w:r>
+      <w:r>
+        <w:rPr>
+          <w:rStyle w:val="Style14"/>
+        </w:rPr>
+        <w:t>+7</w:t>
+      </w:r>
+      <w:r>
+        <w:rPr/>
+        <w:t xml:space="preserve">, </w:t>
+      </w:r>
+      <w:r>
+        <w:rPr>
+          <w:rStyle w:val="Style14"/>
+        </w:rPr>
+        <w:t>+38</w:t>
+      </w:r>
+      <w:r>
+        <w:rPr/>
+        <w:t>).</w:t>
+      </w:r>
+    </w:p>
+    <w:p>
+      <w:pPr>
+        <w:pStyle w:val="Style17"/>
         <w:bidi w:val="0"/>
         <w:spacing w:before="0" w:after="0"/>
         <w:jc w:val="start"/>
@@ -442,7 +462,7 @@
     </w:p>
     <w:p>
       <w:pPr>
-        <w:pStyle w:val="PreformattedText"/>
+        <w:pStyle w:val="Style17"/>
         <w:bidi w:val="0"/>
         <w:spacing w:before="0" w:after="0"/>
         <w:jc w:val="start"/>
@@ -455,20 +475,20 @@
     </w:p>
     <w:p>
       <w:pPr>
-        <w:pStyle w:val="PreformattedText"/>
-        <w:bidi w:val="0"/>
-        <w:spacing w:before="0" w:after="0"/>
-        <w:jc w:val="start"/>
-        <w:rPr/>
-      </w:pPr>
-      <w:r>
-        <w:rPr/>
-        <w:t>- Add current building photos, ideally from multiple angles.</w:t>
-      </w:r>
-    </w:p>
-    <w:p>
-      <w:pPr>
-        <w:pStyle w:val="PreformattedText"/>
+        <w:pStyle w:val="Style17"/>
+        <w:bidi w:val="0"/>
+        <w:spacing w:before="0" w:after="0"/>
+        <w:jc w:val="start"/>
+        <w:rPr/>
+      </w:pPr>
+      <w:r>
+        <w:rPr/>
+        <w:t>- Add recent photographs of the building, preferably from multiple angles.</w:t>
+      </w:r>
+    </w:p>
+    <w:p>
+      <w:pPr>
+        <w:pStyle w:val="Style17"/>
         <w:bidi w:val="0"/>
         <w:spacing w:before="0" w:after="0"/>
         <w:jc w:val="start"/>
@@ -481,19 +501,19 @@
     </w:p>
     <w:p>
       <w:pPr>
-        <w:pStyle w:val="PreformattedText"/>
-        <w:bidi w:val="0"/>
-        <w:spacing w:before="0" w:after="0"/>
-        <w:jc w:val="start"/>
-        <w:rPr/>
-      </w:pPr>
-      <w:r>
-        <w:rPr/>
-      </w:r>
-    </w:p>
-    <w:p>
-      <w:pPr>
-        <w:pStyle w:val="PreformattedText"/>
+        <w:pStyle w:val="Style17"/>
+        <w:bidi w:val="0"/>
+        <w:spacing w:before="0" w:after="0"/>
+        <w:jc w:val="start"/>
+        <w:rPr/>
+      </w:pPr>
+      <w:r>
+        <w:rPr/>
+      </w:r>
+    </w:p>
+    <w:p>
+      <w:pPr>
+        <w:pStyle w:val="Style17"/>
         <w:bidi w:val="0"/>
         <w:spacing w:before="0" w:after="0"/>
         <w:jc w:val="start"/>
@@ -506,45 +526,45 @@
     </w:p>
     <w:p>
       <w:pPr>
-        <w:pStyle w:val="PreformattedText"/>
-        <w:bidi w:val="0"/>
-        <w:spacing w:before="0" w:after="0"/>
-        <w:jc w:val="start"/>
-        <w:rPr/>
-      </w:pPr>
-      <w:r>
-        <w:rPr/>
-      </w:r>
-    </w:p>
-    <w:p>
-      <w:pPr>
-        <w:pStyle w:val="PreformattedText"/>
-        <w:bidi w:val="0"/>
-        <w:spacing w:before="0" w:after="0"/>
-        <w:jc w:val="start"/>
-        <w:rPr/>
-      </w:pPr>
-      <w:r>
-        <w:rPr/>
-        <w:t>- Each folder should contain a regional copy used to create profiles by template.</w:t>
-      </w:r>
-    </w:p>
-    <w:p>
-      <w:pPr>
-        <w:pStyle w:val="PreformattedText"/>
-        <w:bidi w:val="0"/>
-        <w:spacing w:before="0" w:after="0"/>
-        <w:jc w:val="start"/>
-        <w:rPr/>
-      </w:pPr>
-      <w:r>
-        <w:rPr/>
-        <w:t>- Before creating a profile, verify each position and full name for current relevance.</w:t>
-      </w:r>
-    </w:p>
-    <w:p>
-      <w:pPr>
-        <w:pStyle w:val="PreformattedText"/>
+        <w:pStyle w:val="Style17"/>
+        <w:bidi w:val="0"/>
+        <w:spacing w:before="0" w:after="0"/>
+        <w:jc w:val="start"/>
+        <w:rPr/>
+      </w:pPr>
+      <w:r>
+        <w:rPr/>
+      </w:r>
+    </w:p>
+    <w:p>
+      <w:pPr>
+        <w:pStyle w:val="Style17"/>
+        <w:bidi w:val="0"/>
+        <w:spacing w:before="0" w:after="0"/>
+        <w:jc w:val="start"/>
+        <w:rPr/>
+      </w:pPr>
+      <w:r>
+        <w:rPr/>
+        <w:t>- Each folder should contain a regional template copy used for profile creation.</w:t>
+      </w:r>
+    </w:p>
+    <w:p>
+      <w:pPr>
+        <w:pStyle w:val="Style17"/>
+        <w:bidi w:val="0"/>
+        <w:spacing w:before="0" w:after="0"/>
+        <w:jc w:val="start"/>
+        <w:rPr/>
+      </w:pPr>
+      <w:r>
+        <w:rPr/>
+        <w:t>- Before creating a profile, verify that each position and full name is current and accurate.</w:t>
+      </w:r>
+    </w:p>
+    <w:p>
+      <w:pPr>
+        <w:pStyle w:val="Style17"/>
         <w:bidi w:val="0"/>
         <w:spacing w:before="0" w:after="0"/>
         <w:jc w:val="start"/>
@@ -557,7 +577,7 @@
     </w:p>
     <w:p>
       <w:pPr>
-        <w:pStyle w:val="PreformattedText"/>
+        <w:pStyle w:val="Style17"/>
         <w:bidi w:val="0"/>
         <w:spacing w:before="0" w:after="0"/>
         <w:jc w:val="start"/>
@@ -575,6 +595,7 @@
       <w:pgNumType w:fmt="decimal"/>
       <w:formProt w:val="false"/>
       <w:textDirection w:val="lrTb"/>
+      <w:docGrid w:type="default" w:linePitch="100" w:charSpace="0"/>
     </w:sectPr>
   </w:body>
 </w:document>
@@ -602,18 +623,29 @@
     <w:qFormat/>
     <w:pPr>
       <w:widowControl w:val="false"/>
+      <w:suppressAutoHyphens w:val="true"/>
       <w:bidi w:val="0"/>
+      <w:spacing w:before="0" w:after="0"/>
+      <w:jc w:val="start"/>
     </w:pPr>
     <w:rPr>
       <w:rFonts w:ascii="Liberation Serif" w:hAnsi="Liberation Serif" w:eastAsia="Source Han Sans CN" w:cs="Noto Sans Devanagari"/>
       <w:color w:val="auto"/>
+      <w:kern w:val="0"/>
       <w:sz w:val="24"/>
       <w:szCs w:val="24"/>
       <w:lang w:val="en-GB" w:eastAsia="zh-CN" w:bidi="hi-IN"/>
     </w:rPr>
   </w:style>
-  <w:style w:type="paragraph" w:styleId="Heading">
-    <w:name w:val="Heading"/>
+  <w:style w:type="character" w:styleId="Style14">
+    <w:name w:val="Первинний текст"/>
+    <w:qFormat/>
+    <w:rPr>
+      <w:rFonts w:ascii="Liberation Mono" w:hAnsi="Liberation Mono" w:eastAsia="NSimSun" w:cs="Liberation Mono"/>
+    </w:rPr>
+  </w:style>
+  <w:style w:type="paragraph" w:styleId="Style15">
+    <w:name w:val="Заголовок"/>
     <w:basedOn w:val="Normal"/>
     <w:next w:val="BodyText"/>
     <w:qFormat/>
@@ -659,8 +691,8 @@
       <w:szCs w:val="24"/>
     </w:rPr>
   </w:style>
-  <w:style w:type="paragraph" w:styleId="Index">
-    <w:name w:val="Index"/>
+  <w:style w:type="paragraph" w:styleId="Style16">
+    <w:name w:val="Покажчик"/>
     <w:basedOn w:val="Normal"/>
     <w:qFormat/>
     <w:pPr>
@@ -670,8 +702,8 @@
       <w:rFonts w:cs="Noto Sans Devanagari"/>
     </w:rPr>
   </w:style>
-  <w:style w:type="paragraph" w:styleId="PreformattedText">
-    <w:name w:val="Preformatted Text"/>
+  <w:style w:type="paragraph" w:styleId="Style17">
+    <w:name w:val="Текст у вказаному форматі"/>
     <w:basedOn w:val="Normal"/>
     <w:qFormat/>
     <w:pPr>
@@ -694,37 +726,37 @@
         <a:srgbClr val="000000"/>
       </a:dk1>
       <a:lt1>
-        <a:srgbClr val="ffffff"/>
+        <a:srgbClr val="FFFFFF"/>
       </a:lt1>
       <a:dk2>
         <a:srgbClr val="000000"/>
       </a:dk2>
       <a:lt2>
-        <a:srgbClr val="ffffff"/>
+        <a:srgbClr val="FFFFFF"/>
       </a:lt2>
       <a:accent1>
-        <a:srgbClr val="18a303"/>
+        <a:srgbClr val="18A303"/>
       </a:accent1>
       <a:accent2>
-        <a:srgbClr val="0369a3"/>
+        <a:srgbClr val="0369A3"/>
       </a:accent2>
       <a:accent3>
-        <a:srgbClr val="a33e03"/>
+        <a:srgbClr val="A33E03"/>
       </a:accent3>
       <a:accent4>
-        <a:srgbClr val="8e03a3"/>
+        <a:srgbClr val="8E03A3"/>
       </a:accent4>
       <a:accent5>
-        <a:srgbClr val="c99c00"/>
+        <a:srgbClr val="C99C00"/>
       </a:accent5>
       <a:accent6>
-        <a:srgbClr val="c9211e"/>
+        <a:srgbClr val="C9211E"/>
       </a:accent6>
       <a:hlink>
-        <a:srgbClr val="0000ee"/>
+        <a:srgbClr val="0000EE"/>
       </a:hlink>
       <a:folHlink>
-        <a:srgbClr val="551a8b"/>
+        <a:srgbClr val="551A8B"/>
       </a:folHlink>
     </a:clrScheme>
     <a:fontScheme name="Office">
